--- a/Docs/SecurityDocs/SD07-HYPOTHECATION AGREEMENT (FOR AGRICULTURAL ADVANCES).docx
+++ b/Docs/SecurityDocs/SD07-HYPOTHECATION AGREEMENT (FOR AGRICULTURAL ADVANCES).docx
@@ -1,6 +1,6 @@
 
 <file path=word/document.xml><?xml version="1.0" encoding="utf-8"?>
-<w:document xmlns:wpc="http://schemas.microsoft.com/office/word/2010/wordprocessingCanvas" xmlns:cx="http://schemas.microsoft.com/office/drawing/2014/chartex" xmlns:cx1="http://schemas.microsoft.com/office/drawing/2015/9/8/chartex" xmlns:cx2="http://schemas.microsoft.com/office/drawing/2015/10/21/chartex" xmlns:cx3="http://schemas.microsoft.com/office/drawing/2016/5/9/chartex" xmlns:cx4="http://schemas.microsoft.com/office/drawing/2016/5/10/chartex" xmlns:cx5="http://schemas.microsoft.com/office/drawing/2016/5/11/chartex" xmlns:cx6="http://schemas.microsoft.com/office/drawing/2016/5/12/chartex" xmlns:cx7="http://schemas.microsoft.com/office/drawing/2016/5/13/chartex" xmlns:cx8="http://schemas.microsoft.com/office/drawing/2016/5/14/chartex" xmlns:mc="http://schemas.openxmlformats.org/markup-compatibility/2006" xmlns:aink="http://schemas.microsoft.com/office/drawing/2016/ink" xmlns:am3d="http://schemas.microsoft.com/office/drawing/2017/model3d" xmlns:o="urn:schemas-microsoft-com:office:office" xmlns:oel="http://schemas.microsoft.com/office/2019/extlst" xmlns:r="http://schemas.openxmlformats.org/officeDocument/2006/relationships" xmlns:m="http://schemas.openxmlformats.org/officeDocument/2006/math" xmlns:v="urn:schemas-microsoft-com:vml" xmlns:wp14="http://schemas.microsoft.com/office/word/2010/wordprocessingDrawing" xmlns:wp="http://schemas.openxmlformats.org/drawingml/2006/wordprocessingDrawing" xmlns:w10="urn:schemas-microsoft-com:office:word" xmlns:w="http://schemas.openxmlformats.org/wordprocessingml/2006/main" xmlns:w14="http://schemas.microsoft.com/office/word/2010/wordml" xmlns:w15="http://schemas.microsoft.com/office/word/2012/wordml" xmlns:w16cei="http://schemas.microsoft.com/office/word/2026/wordml/cei" xmlns:w16cex="http://schemas.microsoft.com/office/word/2018/wordml/cex" xmlns:w16cid="http://schemas.microsoft.com/office/word/2016/wordml/cid" xmlns:w16="http://schemas.microsoft.com/office/word/2018/wordml" xmlns:w16du="http://schemas.microsoft.com/office/word/2023/wordml/word16du" xmlns:w16sdtdh="http://schemas.microsoft.com/office/word/2020/wordml/sdtdatahash" xmlns:w16sdtfl="http://schemas.microsoft.com/office/word/2024/wordml/sdtformatlock" xmlns:w16se="http://schemas.microsoft.com/office/word/2015/wordml/symex" xmlns:wpg="http://schemas.microsoft.com/office/word/2010/wordprocessingGroup" xmlns:wpi="http://schemas.microsoft.com/office/word/2010/wordprocessingInk" xmlns:wne="http://schemas.microsoft.com/office/word/2006/wordml" xmlns:wps="http://schemas.microsoft.com/office/word/2010/wordprocessingShape" mc:Ignorable="w14 w15 w16se w16cid w16 w16cex w16sdtdh w16sdtfl w16du wp14">
+<w:document xmlns:wpc="http://schemas.microsoft.com/office/word/2010/wordprocessingCanvas" xmlns:cx="http://schemas.microsoft.com/office/drawing/2014/chartex" xmlns:cx1="http://schemas.microsoft.com/office/drawing/2015/9/8/chartex" xmlns:cx2="http://schemas.microsoft.com/office/drawing/2015/10/21/chartex" xmlns:cx3="http://schemas.microsoft.com/office/drawing/2016/5/9/chartex" xmlns:cx4="http://schemas.microsoft.com/office/drawing/2016/5/10/chartex" xmlns:cx5="http://schemas.microsoft.com/office/drawing/2016/5/11/chartex" xmlns:cx6="http://schemas.microsoft.com/office/drawing/2016/5/12/chartex" xmlns:cx7="http://schemas.microsoft.com/office/drawing/2016/5/13/chartex" xmlns:cx8="http://schemas.microsoft.com/office/drawing/2016/5/14/chartex" xmlns:mc="http://schemas.openxmlformats.org/markup-compatibility/2006" xmlns:aink="http://schemas.microsoft.com/office/drawing/2016/ink" xmlns:am3d="http://schemas.microsoft.com/office/drawing/2017/model3d" xmlns:o="urn:schemas-microsoft-com:office:office" xmlns:oel="http://schemas.microsoft.com/office/2019/extlst" xmlns:r="http://schemas.openxmlformats.org/officeDocument/2006/relationships" xmlns:m="http://schemas.openxmlformats.org/officeDocument/2006/math" xmlns:v="urn:schemas-microsoft-com:vml" xmlns:wp14="http://schemas.microsoft.com/office/word/2010/wordprocessingDrawing" xmlns:wp="http://schemas.openxmlformats.org/drawingml/2006/wordprocessingDrawing" xmlns:w10="urn:schemas-microsoft-com:office:word" xmlns:w="http://schemas.openxmlformats.org/wordprocessingml/2006/main" xmlns:w14="http://schemas.microsoft.com/office/word/2010/wordml" xmlns:w15="http://schemas.microsoft.com/office/word/2012/wordml" xmlns:w16cex="http://schemas.microsoft.com/office/word/2018/wordml/cex" xmlns:w16cid="http://schemas.microsoft.com/office/word/2016/wordml/cid" xmlns:w16="http://schemas.microsoft.com/office/word/2018/wordml" xmlns:w16du="http://schemas.microsoft.com/office/word/2023/wordml/word16du" xmlns:w16sdtdh="http://schemas.microsoft.com/office/word/2020/wordml/sdtdatahash" xmlns:w16sdtfl="http://schemas.microsoft.com/office/word/2024/wordml/sdtformatlock" xmlns:w16se="http://schemas.microsoft.com/office/word/2015/wordml/symex" xmlns:wpg="http://schemas.microsoft.com/office/word/2010/wordprocessingGroup" xmlns:wpi="http://schemas.microsoft.com/office/word/2010/wordprocessingInk" xmlns:wne="http://schemas.microsoft.com/office/word/2006/wordml" xmlns:wps="http://schemas.microsoft.com/office/word/2010/wordprocessingShape" mc:Ignorable="w14 w15 w16se w16cid w16 w16cex w16sdtdh w16sdtfl w16du wp14">
   <w:body>
     <w:p>
       <w:pPr>
@@ -81,7 +81,17 @@
         <w:t>{{MONTH}}</w:t>
       </w:r>
       <w:r>
-        <w:t xml:space="preserve"> 20{{YEAR_YY}} in favour of Union Bank of India, a Body corporate constituted under Banking Companies (Acquisition &amp; Transfer of Undertakings) Act, 1970 having its Head Office at 239, Vidhan Bhavan Marg, Nariman Point, Mumbai 400021 and a Branch at </w:t>
+        <w:t xml:space="preserve"> </w:t>
+      </w:r>
+      <w:r>
+        <w:rPr>
+          <w:b/>
+          <w:bCs/>
+        </w:rPr>
+        <w:t>20{{YEAR_YY}}</w:t>
+      </w:r>
+      <w:r>
+        <w:t xml:space="preserve"> in favour of Union Bank of India, a Body corporate constituted under Banking Companies (Acquisition &amp; Transfer of Undertakings) Act, 1970 having its Head Office at 239, Vidhan Bhavan Marg, Nariman Point, Mumbai 400021 and a Branch at </w:t>
       </w:r>
       <w:r>
         <w:rPr>
@@ -364,39 +374,15 @@
           <w:i/>
           <w:iCs/>
         </w:rPr>
-        <w:t xml:space="preserve">* </w:t>
-      </w:r>
-      <w:proofErr w:type="gramStart"/>
-      <w:r>
-        <w:rPr>
-          <w:i/>
-          <w:iCs/>
-        </w:rPr>
-        <w:t>here</w:t>
-      </w:r>
-      <w:proofErr w:type="gramEnd"/>
-      <w:r>
-        <w:rPr>
-          <w:i/>
-          <w:iCs/>
-        </w:rPr>
-        <w:t xml:space="preserve"> enter the name(s) of the Borrower(s)/Co-Borrowers</w:t>
-      </w:r>
-    </w:p>
-    <w:p>
-      <w:pPr>
-        <w:jc w:val="both"/>
-      </w:pPr>
-      <w:r>
-        <w:t xml:space="preserve">(hereinafter referred to as "Borrower/(s)" more fully described in Schedule I hereunder, which expression shall, when the borrower </w:t>
-      </w:r>
-      <w:proofErr w:type="gramStart"/>
-      <w:r>
-        <w:t>is :</w:t>
-      </w:r>
-      <w:proofErr w:type="gramEnd"/>
-      <w:r>
-        <w:t xml:space="preserve">- </w:t>
+        <w:t>* here enter the name(s) of the Borrower(s)/Co-Borrowers</w:t>
+      </w:r>
+    </w:p>
+    <w:p>
+      <w:pPr>
+        <w:jc w:val="both"/>
+      </w:pPr>
+      <w:r>
+        <w:t xml:space="preserve">(hereinafter referred to as "Borrower/(s)" more fully described in Schedule I hereunder, which expression shall, when the borrower is :- </w:t>
       </w:r>
     </w:p>
     <w:p>
@@ -435,15 +421,7 @@
         <w:jc w:val="both"/>
       </w:pPr>
       <w:r>
-        <w:t>a joint undivided family or a joint family firm, include all its co-</w:t>
-      </w:r>
-      <w:proofErr w:type="gramStart"/>
-      <w:r>
-        <w:t>parceners :</w:t>
-      </w:r>
-      <w:proofErr w:type="gramEnd"/>
-      <w:r>
-        <w:t xml:space="preserve"> </w:t>
+        <w:t xml:space="preserve">a joint undivided family or a joint family firm, include all its co-parceners : </w:t>
       </w:r>
     </w:p>
     <w:p>
@@ -503,15 +481,7 @@
         <w:jc w:val="both"/>
       </w:pPr>
       <w:r>
-        <w:t xml:space="preserve">(a) Cash Credit at any time </w:t>
-      </w:r>
-      <w:proofErr w:type="spellStart"/>
-      <w:r>
-        <w:t>upto</w:t>
-      </w:r>
-      <w:proofErr w:type="spellEnd"/>
-      <w:r>
-        <w:t xml:space="preserve"> limit of Rs. </w:t>
+        <w:t xml:space="preserve">(a) Cash Credit at any time upto limit of Rs. </w:t>
       </w:r>
       <w:r>
         <w:rPr>
@@ -710,15 +680,7 @@
       </w:r>
       <w:r>
         <w:lastRenderedPageBreak/>
-        <w:t>commissions, costs, charges and expenses payable to or incurred by the Bank including those for the enforcement of any of the security(</w:t>
-      </w:r>
-      <w:proofErr w:type="spellStart"/>
-      <w:r>
-        <w:t>ies</w:t>
-      </w:r>
-      <w:proofErr w:type="spellEnd"/>
-      <w:r>
-        <w:t xml:space="preserve">). </w:t>
+        <w:t xml:space="preserve">commissions, costs, charges and expenses payable to or incurred by the Bank including those for the enforcement of any of the security(ies). </w:t>
       </w:r>
     </w:p>
     <w:p>
@@ -734,15 +696,7 @@
         <w:jc w:val="both"/>
       </w:pPr>
       <w:r>
-        <w:t xml:space="preserve">(3) This agreement shall operate as a security to the Bank in addition to any other security, if any, already held by the bank for the repayment to the Bank on demand of the balance due to the Bank by the borrower at any time or ultimately on the closing of the said Accounts </w:t>
-      </w:r>
-      <w:proofErr w:type="spellStart"/>
-      <w:r>
-        <w:t>upto</w:t>
-      </w:r>
-      <w:proofErr w:type="spellEnd"/>
-      <w:r>
-        <w:t xml:space="preserve"> the aggregate amount of Rs. </w:t>
+        <w:t xml:space="preserve">(3) This agreement shall operate as a security to the Bank in addition to any other security, if any, already held by the bank for the repayment to the Bank on demand of the balance due to the Bank by the borrower at any time or ultimately on the closing of the said Accounts upto the aggregate amount of Rs. </w:t>
       </w:r>
       <w:r>
         <w:rPr>
@@ -762,15 +716,7 @@
         <w:t>{{AGGREGATE_LOAN_AMOUNT_WORDS}}</w:t>
       </w:r>
       <w:r>
-        <w:t xml:space="preserve">). The expression "the balance due to the Bank" in this and subsequent clauses of this Agreement shall be taken to include the principal moneys from time to time due on the said Account/s whether demanded or not and also all interest(s) including, penal charges/commission by whatever name called, calculated from day to day in a manner and at the rate hereinafter mentioned and the amount of all cost (between Attorney and Client) charges and expenses of the Bank which the bank may have paid or incurred in any way in connection with the hypothecated goods and other assets including the sale and disposal thereof and any other sum that is hereunder declared as </w:t>
-      </w:r>
-      <w:proofErr w:type="spellStart"/>
-      <w:r>
-        <w:t>debitable</w:t>
-      </w:r>
-      <w:proofErr w:type="spellEnd"/>
-      <w:r>
-        <w:t xml:space="preserve"> to the accounts and interest thereon. </w:t>
+        <w:t xml:space="preserve">). The expression "the balance due to the Bank" in this and subsequent clauses of this Agreement shall be taken to include the principal moneys from time to time due on the said Account/s whether demanded or not and also all interest(s) including, penal charges/commission by whatever name called, calculated from day to day in a manner and at the rate hereinafter mentioned and the amount of all cost (between Attorney and Client) charges and expenses of the Bank which the bank may have paid or incurred in any way in connection with the hypothecated goods and other assets including the sale and disposal thereof and any other sum that is hereunder declared as debitable to the accounts and interest thereon. </w:t>
       </w:r>
     </w:p>
     <w:p>
@@ -784,31 +730,62 @@
     <w:p>
       <w:pPr>
         <w:jc w:val="both"/>
-        <w:rPr>
-          <w:b/>
-          <w:bCs/>
-        </w:rPr>
-      </w:pPr>
-      <w:proofErr w:type="spellStart"/>
-      <w:r>
-        <w:rPr>
-          <w:b/>
-          <w:bCs/>
-        </w:rPr>
-        <w:t>i</w:t>
-      </w:r>
-      <w:proofErr w:type="spellEnd"/>
-      <w:r>
-        <w:rPr>
-          <w:b/>
-          <w:bCs/>
-        </w:rPr>
-        <w:t xml:space="preserve">) {{INTEREST_RATE}} percentage per annum with {{INTEREST_RESTS}} rests </w:t>
-      </w:r>
-    </w:p>
-    <w:p>
-      <w:pPr>
-        <w:jc w:val="both"/>
+      </w:pPr>
+      <w:r>
+        <w:t xml:space="preserve">i) </w:t>
+      </w:r>
+      <w:r>
+        <w:rPr>
+          <w:b/>
+          <w:bCs/>
+        </w:rPr>
+        <w:t>{{</w:t>
+      </w:r>
+      <w:r>
+        <w:rPr>
+          <w:b/>
+          <w:bCs/>
+        </w:rPr>
+        <w:t>FIXED_</w:t>
+      </w:r>
+      <w:r>
+        <w:rPr>
+          <w:b/>
+          <w:bCs/>
+        </w:rPr>
+        <w:t>INTEREST_RATE}}</w:t>
+      </w:r>
+      <w:r>
+        <w:t xml:space="preserve"> percentage per annum with </w:t>
+      </w:r>
+      <w:r>
+        <w:rPr>
+          <w:b/>
+          <w:bCs/>
+        </w:rPr>
+        <w:t>{{</w:t>
+      </w:r>
+      <w:r>
+        <w:rPr>
+          <w:b/>
+          <w:bCs/>
+        </w:rPr>
+        <w:t>FIXED_</w:t>
+      </w:r>
+      <w:r>
+        <w:rPr>
+          <w:b/>
+          <w:bCs/>
+        </w:rPr>
+        <w:t>INTEREST_RESTS}}</w:t>
+      </w:r>
+      <w:r>
+        <w:t xml:space="preserve"> rests </w:t>
+      </w:r>
+    </w:p>
+    <w:p>
+      <w:pPr>
+        <w:jc w:val="center"/>
         <w:rPr>
           <w:b/>
           <w:bCs/>
@@ -825,22 +802,64 @@
     <w:p>
       <w:pPr>
         <w:jc w:val="both"/>
-        <w:rPr>
-          <w:b/>
-          <w:bCs/>
-        </w:rPr>
-      </w:pPr>
-      <w:r>
-        <w:rPr>
-          <w:b/>
-          <w:bCs/>
-        </w:rPr>
-        <w:t xml:space="preserve">ii) {{MCLR_RATE}} % per annum being the applicable Bank's lending rate / 1 yr/2Yr/3Yr/6M/3M/1M/Overnight MCLR rate which is {{MCLR_CURRENT_RATE}} % per annum at present plus spread of {{MCLR_SPREAD_RATE}} % per monthly/quarterly/half Yearly / Annual rests </w:t>
-      </w:r>
-    </w:p>
-    <w:p>
-      <w:pPr>
-        <w:jc w:val="both"/>
+      </w:pPr>
+      <w:r>
+        <w:t xml:space="preserve">ii) </w:t>
+      </w:r>
+      <w:r>
+        <w:rPr>
+          <w:b/>
+          <w:bCs/>
+        </w:rPr>
+        <w:t>{{MCLR</w:t>
+      </w:r>
+      <w:r>
+        <w:rPr>
+          <w:b/>
+          <w:bCs/>
+        </w:rPr>
+        <w:t>_APPLICABLE</w:t>
+      </w:r>
+      <w:r>
+        <w:rPr>
+          <w:b/>
+          <w:bCs/>
+        </w:rPr>
+        <w:t>_RATE}}</w:t>
+      </w:r>
+      <w:r>
+        <w:t xml:space="preserve"> % per annum being the applicable Bank's lending rate/ 1 yr/2Yr/3Yr/6M/3M/1M/Overnight </w:t>
+      </w:r>
+      <w:r>
+        <w:t xml:space="preserve">- </w:t>
+      </w:r>
+      <w:r>
+        <w:t xml:space="preserve">MCLR rate which is </w:t>
+      </w:r>
+      <w:r>
+        <w:rPr>
+          <w:b/>
+          <w:bCs/>
+        </w:rPr>
+        <w:t>{{MCLR_CURRENT_RATE}}</w:t>
+      </w:r>
+      <w:r>
+        <w:t xml:space="preserve"> % per annum at present plus spread of </w:t>
+      </w:r>
+      <w:r>
+        <w:rPr>
+          <w:b/>
+          <w:bCs/>
+        </w:rPr>
+        <w:t xml:space="preserve">{{MCLR_SPREAD_RATE}} </w:t>
+      </w:r>
+      <w:r>
+        <w:t xml:space="preserve">% per monthly/quarterly/Half Yearly / Annual rests </w:t>
+      </w:r>
+    </w:p>
+    <w:p>
+      <w:pPr>
+        <w:jc w:val="center"/>
         <w:rPr>
           <w:b/>
           <w:bCs/>
@@ -857,32 +876,81 @@
     <w:p>
       <w:pPr>
         <w:jc w:val="both"/>
-        <w:rPr>
-          <w:b/>
-          <w:bCs/>
-        </w:rPr>
-      </w:pPr>
-      <w:r>
-        <w:rPr>
-          <w:b/>
-          <w:bCs/>
-        </w:rPr>
-        <w:t xml:space="preserve">iii) {{INTEREST_RATE}} % per annum being EBLR rate (comprising of RBI Repo Rate and Spread) which is {{EBLR_RATE}} % per annum at present plus Premium of {{EBLR_PREMIUM_RATE}} % at present compounded monthly/quarterly/half Yearly / annually </w:t>
-      </w:r>
-      <w:r>
-        <w:rPr>
-          <w:b/>
-          <w:bCs/>
-          <w:u w:val="single"/>
-        </w:rPr>
-        <w:t>("Spread" means the rate chargeable to the Borrower by the Bank to cover its costs and shall comprise of operating cost and capital charge. "Premium" means the rate chargeable to the Borrower by the Bank based on the yearly credit assessment/rating of the Borrower and shall comprises of credit risk premium and strategic premium</w:t>
-      </w:r>
-      <w:r>
-        <w:rPr>
-          <w:b/>
-          <w:bCs/>
-        </w:rPr>
-        <w:t xml:space="preserve">) </w:t>
+      </w:pPr>
+      <w:r>
+        <w:t xml:space="preserve">iii) </w:t>
+      </w:r>
+      <w:r>
+        <w:rPr>
+          <w:b/>
+          <w:bCs/>
+        </w:rPr>
+        <w:t>{{</w:t>
+      </w:r>
+      <w:r>
+        <w:rPr>
+          <w:b/>
+          <w:bCs/>
+        </w:rPr>
+        <w:t>EBLR_APPLICABLE</w:t>
+      </w:r>
+      <w:r>
+        <w:rPr>
+          <w:b/>
+          <w:bCs/>
+        </w:rPr>
+        <w:t>_RATE}}</w:t>
+      </w:r>
+      <w:r>
+        <w:t xml:space="preserve"> % per annum being EBLR rate (comprising of RBI Repo Rate and Spread) which is </w:t>
+      </w:r>
+      <w:r>
+        <w:rPr>
+          <w:b/>
+          <w:bCs/>
+        </w:rPr>
+        <w:t>{{EBLR</w:t>
+      </w:r>
+      <w:r>
+        <w:rPr>
+          <w:b/>
+          <w:bCs/>
+        </w:rPr>
+        <w:t>_CURRENT</w:t>
+      </w:r>
+      <w:r>
+        <w:rPr>
+          <w:b/>
+          <w:bCs/>
+        </w:rPr>
+        <w:t>_RATE}}</w:t>
+      </w:r>
+      <w:r>
+        <w:t xml:space="preserve"> % per annum at present plus Premium of </w:t>
+      </w:r>
+      <w:r>
+        <w:rPr>
+          <w:b/>
+          <w:bCs/>
+        </w:rPr>
+        <w:t>{{</w:t>
+      </w:r>
+      <w:r>
+        <w:rPr>
+          <w:b/>
+          <w:bCs/>
+        </w:rPr>
+        <w:t>EBLR_</w:t>
+      </w:r>
+      <w:r>
+        <w:rPr>
+          <w:b/>
+          <w:bCs/>
+        </w:rPr>
+        <w:t xml:space="preserve">PREMIUM_RATE}} </w:t>
+      </w:r>
+      <w:r>
+        <w:t xml:space="preserve">% at present compounded monthly/quarterly/half yearly/annually ("Spread" means the rate chargeable to the Borrower by the Bank to cover its costs and shall comprise of operating cost and capital charge. "Premium" means the rate chargeable to the Borrower by the Bank based on the yearly credit assessment/rating of the Borrower and shall comprises of credit risk premium and strategic premium) </w:t>
       </w:r>
     </w:p>
     <w:p>
@@ -1073,13 +1141,8 @@
         <w:ind w:left="709"/>
         <w:jc w:val="both"/>
       </w:pPr>
-      <w:proofErr w:type="spellStart"/>
-      <w:r>
-        <w:t>i</w:t>
-      </w:r>
-      <w:proofErr w:type="spellEnd"/>
-      <w:r>
-        <w:t xml:space="preserve">) if any circumstances shall occur which in the sole opinion of the Bank is prejudicial to or imperils or is likely to prejudice or imperil the security. </w:t>
+      <w:r>
+        <w:t xml:space="preserve">i) if any circumstances shall occur which in the sole opinion of the Bank is prejudicial to or imperils or is likely to prejudice or imperil the security. </w:t>
       </w:r>
     </w:p>
     <w:p>
@@ -1105,15 +1168,7 @@
         <w:jc w:val="both"/>
       </w:pPr>
       <w:r>
-        <w:t xml:space="preserve">b) to suspend any withdrawal to be </w:t>
-      </w:r>
-      <w:proofErr w:type="gramStart"/>
-      <w:r>
-        <w:t>effected</w:t>
-      </w:r>
-      <w:proofErr w:type="gramEnd"/>
-      <w:r>
-        <w:t xml:space="preserve">. </w:t>
+        <w:t xml:space="preserve">b) to suspend any withdrawal to be effected. </w:t>
       </w:r>
     </w:p>
     <w:p>
@@ -1362,15 +1417,7 @@
         <w:jc w:val="both"/>
       </w:pPr>
       <w:r>
-        <w:t xml:space="preserve">Email: </w:t>
-      </w:r>
-      <w:proofErr w:type="spellStart"/>
-      <w:r>
-        <w:t>cgo@unionbankofindia.bank</w:t>
-      </w:r>
-      <w:proofErr w:type="spellEnd"/>
-      <w:r>
-        <w:t xml:space="preserve"> </w:t>
+        <w:t xml:space="preserve">Email: cgo@unionbankofindia.bank </w:t>
       </w:r>
     </w:p>
     <w:p>
@@ -1397,22 +1444,10 @@
           <w:b/>
           <w:bCs/>
         </w:rPr>
-        <w:t>{{TRANSLATED_LANGUAGE</w:t>
-      </w:r>
-      <w:proofErr w:type="gramStart"/>
-      <w:r>
-        <w:rPr>
-          <w:b/>
-          <w:bCs/>
-        </w:rPr>
-        <w:t>}}</w:t>
-      </w:r>
-      <w:r>
-        <w:t>*</w:t>
-      </w:r>
-      <w:proofErr w:type="gramEnd"/>
-      <w:r>
-        <w:t xml:space="preserve"> and explained to Borrower(s) and he/they having understood the contents thereof subscribe(s) to these presents. </w:t>
+        <w:t>{{TRANSLATED_LANGUAGE}}</w:t>
+      </w:r>
+      <w:r>
+        <w:t xml:space="preserve">* and explained to Borrower(s) and he/they having understood the contents thereof subscribe(s) to these presents. </w:t>
       </w:r>
     </w:p>
     <w:p>
@@ -1426,23 +1461,7 @@
           <w:i/>
           <w:iCs/>
         </w:rPr>
-        <w:t xml:space="preserve">* Here </w:t>
-      </w:r>
-      <w:proofErr w:type="gramStart"/>
-      <w:r>
-        <w:rPr>
-          <w:i/>
-          <w:iCs/>
-        </w:rPr>
-        <w:t>enter</w:t>
-      </w:r>
-      <w:proofErr w:type="gramEnd"/>
-      <w:r>
-        <w:rPr>
-          <w:i/>
-          <w:iCs/>
-        </w:rPr>
-        <w:t xml:space="preserve"> the name of the language.</w:t>
+        <w:t>* Here enter the name of the language.</w:t>
       </w:r>
     </w:p>
     <w:p>
@@ -1458,6 +1477,12 @@
       </w:r>
     </w:p>
     <w:p>
+      <w:pPr>
+        <w:rPr>
+          <w:b/>
+          <w:bCs/>
+        </w:rPr>
+      </w:pPr>
       <w:r>
         <w:t xml:space="preserve">Date: </w:t>
       </w:r>
@@ -1469,6 +1494,7 @@
         <w:t>{{DATE}}</w:t>
       </w:r>
     </w:p>
+    <w:p/>
     <w:p>
       <w:pPr>
         <w:jc w:val="right"/>
@@ -1476,15 +1502,6 @@
       <w:r>
         <w:t xml:space="preserve">SIGNATURES/THUMB IMPRESSION OF BORROWERS </w:t>
       </w:r>
-    </w:p>
-    <w:p>
-      <w:pPr>
-        <w:jc w:val="center"/>
-        <w:rPr>
-          <w:b/>
-          <w:bCs/>
-        </w:rPr>
-      </w:pPr>
     </w:p>
     <w:p>
       <w:pPr>
@@ -2336,15 +2353,7 @@
       </w:r>
       <w:r>
         <w:lastRenderedPageBreak/>
-        <w:t xml:space="preserve">the prior written permission of the bank during the time any money herein mentioned shall remain outstanding, such security, if </w:t>
-      </w:r>
-      <w:proofErr w:type="gramStart"/>
-      <w:r>
-        <w:t>so</w:t>
-      </w:r>
-      <w:proofErr w:type="gramEnd"/>
-      <w:r>
-        <w:t xml:space="preserve"> required by the bank, shall be immediately delivered to the Bank. </w:t>
+        <w:t xml:space="preserve">the prior written permission of the bank during the time any money herein mentioned shall remain outstanding, such security, if so required by the bank, shall be immediately delivered to the Bank. </w:t>
       </w:r>
     </w:p>
     <w:p>
@@ -2363,13 +2372,8 @@
       <w:pPr>
         <w:jc w:val="both"/>
       </w:pPr>
-      <w:proofErr w:type="spellStart"/>
-      <w:r>
-        <w:t>i</w:t>
-      </w:r>
-      <w:proofErr w:type="spellEnd"/>
-      <w:r>
-        <w:t xml:space="preserve">. Without notice to the borrower(s) and at the borrower(s) risk and expense enter any place(s) where the security may be kept/stored and inspect, value, insure, dispose of and/or take possession thereof. </w:t>
+      <w:r>
+        <w:t xml:space="preserve">i. Without notice to the borrower(s) and at the borrower(s) risk and expense enter any place(s) where the security may be kept/stored and inspect, value, insure, dispose of and/or take possession thereof. </w:t>
       </w:r>
     </w:p>
     <w:p>
@@ -2518,15 +2522,7 @@
         <w:jc w:val="both"/>
       </w:pPr>
       <w:r>
-        <w:t xml:space="preserve">That if the Bank shall take possession of the hypothecated </w:t>
-      </w:r>
-      <w:proofErr w:type="gramStart"/>
-      <w:r>
-        <w:t>security</w:t>
-      </w:r>
-      <w:proofErr w:type="gramEnd"/>
-      <w:r>
-        <w:t xml:space="preserve"> then, the Bank shall be at liberty either to keep the security so taken possession of in the premises wherein they may be lying at the time of possession thereof is taken by the bank and also affix Bank locks to such premises or to remove the security to any other premises. In the event of the Bank taking possession of the hypothecated security or appointing a Receiver thereof, neither the Bank nor the Receiver shall be responsible, notwithstanding anything to the contrary in Section 152 of the Indian Contract Act and/or any other law for the time being in force for any loss or </w:t>
+        <w:t xml:space="preserve">That if the Bank shall take possession of the hypothecated security then, the Bank shall be at liberty either to keep the security so taken possession of in the premises wherein they may be lying at the time of possession thereof is taken by the bank and also affix Bank locks to such premises or to remove the security to any other premises. In the event of the Bank taking possession of the hypothecated security or appointing a Receiver thereof, neither the Bank nor the Receiver shall be responsible, notwithstanding anything to the contrary in Section 152 of the Indian Contract Act and/or any other law for the time being in force for any loss or </w:t>
       </w:r>
       <w:r>
         <w:t>deterioration of</w:t>
@@ -3007,7 +3003,7 @@
 </file>
 
 <file path=word/endnotes.xml><?xml version="1.0" encoding="utf-8"?>
-<w:endnotes xmlns:wpc="http://schemas.microsoft.com/office/word/2010/wordprocessingCanvas" xmlns:cx="http://schemas.microsoft.com/office/drawing/2014/chartex" xmlns:cx1="http://schemas.microsoft.com/office/drawing/2015/9/8/chartex" xmlns:cx2="http://schemas.microsoft.com/office/drawing/2015/10/21/chartex" xmlns:cx3="http://schemas.microsoft.com/office/drawing/2016/5/9/chartex" xmlns:cx4="http://schemas.microsoft.com/office/drawing/2016/5/10/chartex" xmlns:cx5="http://schemas.microsoft.com/office/drawing/2016/5/11/chartex" xmlns:cx6="http://schemas.microsoft.com/office/drawing/2016/5/12/chartex" xmlns:cx7="http://schemas.microsoft.com/office/drawing/2016/5/13/chartex" xmlns:cx8="http://schemas.microsoft.com/office/drawing/2016/5/14/chartex" xmlns:mc="http://schemas.openxmlformats.org/markup-compatibility/2006" xmlns:aink="http://schemas.microsoft.com/office/drawing/2016/ink" xmlns:am3d="http://schemas.microsoft.com/office/drawing/2017/model3d" xmlns:o="urn:schemas-microsoft-com:office:office" xmlns:oel="http://schemas.microsoft.com/office/2019/extlst" xmlns:r="http://schemas.openxmlformats.org/officeDocument/2006/relationships" xmlns:m="http://schemas.openxmlformats.org/officeDocument/2006/math" xmlns:v="urn:schemas-microsoft-com:vml" xmlns:wp14="http://schemas.microsoft.com/office/word/2010/wordprocessingDrawing" xmlns:wp="http://schemas.openxmlformats.org/drawingml/2006/wordprocessingDrawing" xmlns:w10="urn:schemas-microsoft-com:office:word" xmlns:w="http://schemas.openxmlformats.org/wordprocessingml/2006/main" xmlns:w14="http://schemas.microsoft.com/office/word/2010/wordml" xmlns:w15="http://schemas.microsoft.com/office/word/2012/wordml" xmlns:w16cei="http://schemas.microsoft.com/office/word/2026/wordml/cei" xmlns:w16cex="http://schemas.microsoft.com/office/word/2018/wordml/cex" xmlns:w16cid="http://schemas.microsoft.com/office/word/2016/wordml/cid" xmlns:w16="http://schemas.microsoft.com/office/word/2018/wordml" xmlns:w16du="http://schemas.microsoft.com/office/word/2023/wordml/word16du" xmlns:w16sdtdh="http://schemas.microsoft.com/office/word/2020/wordml/sdtdatahash" xmlns:w16sdtfl="http://schemas.microsoft.com/office/word/2024/wordml/sdtformatlock" xmlns:w16se="http://schemas.microsoft.com/office/word/2015/wordml/symex" xmlns:wpg="http://schemas.microsoft.com/office/word/2010/wordprocessingGroup" xmlns:wpi="http://schemas.microsoft.com/office/word/2010/wordprocessingInk" xmlns:wne="http://schemas.microsoft.com/office/word/2006/wordml" xmlns:wps="http://schemas.microsoft.com/office/word/2010/wordprocessingShape" mc:Ignorable="w14 w15 w16se w16cid w16 w16cex w16sdtdh w16sdtfl w16du wp14">
+<w:endnotes xmlns:wpc="http://schemas.microsoft.com/office/word/2010/wordprocessingCanvas" xmlns:cx="http://schemas.microsoft.com/office/drawing/2014/chartex" xmlns:cx1="http://schemas.microsoft.com/office/drawing/2015/9/8/chartex" xmlns:cx2="http://schemas.microsoft.com/office/drawing/2015/10/21/chartex" xmlns:cx3="http://schemas.microsoft.com/office/drawing/2016/5/9/chartex" xmlns:cx4="http://schemas.microsoft.com/office/drawing/2016/5/10/chartex" xmlns:cx5="http://schemas.microsoft.com/office/drawing/2016/5/11/chartex" xmlns:cx6="http://schemas.microsoft.com/office/drawing/2016/5/12/chartex" xmlns:cx7="http://schemas.microsoft.com/office/drawing/2016/5/13/chartex" xmlns:cx8="http://schemas.microsoft.com/office/drawing/2016/5/14/chartex" xmlns:mc="http://schemas.openxmlformats.org/markup-compatibility/2006" xmlns:aink="http://schemas.microsoft.com/office/drawing/2016/ink" xmlns:am3d="http://schemas.microsoft.com/office/drawing/2017/model3d" xmlns:o="urn:schemas-microsoft-com:office:office" xmlns:oel="http://schemas.microsoft.com/office/2019/extlst" xmlns:r="http://schemas.openxmlformats.org/officeDocument/2006/relationships" xmlns:m="http://schemas.openxmlformats.org/officeDocument/2006/math" xmlns:v="urn:schemas-microsoft-com:vml" xmlns:wp14="http://schemas.microsoft.com/office/word/2010/wordprocessingDrawing" xmlns:wp="http://schemas.openxmlformats.org/drawingml/2006/wordprocessingDrawing" xmlns:w10="urn:schemas-microsoft-com:office:word" xmlns:w="http://schemas.openxmlformats.org/wordprocessingml/2006/main" xmlns:w14="http://schemas.microsoft.com/office/word/2010/wordml" xmlns:w15="http://schemas.microsoft.com/office/word/2012/wordml" xmlns:w16cex="http://schemas.microsoft.com/office/word/2018/wordml/cex" xmlns:w16cid="http://schemas.microsoft.com/office/word/2016/wordml/cid" xmlns:w16="http://schemas.microsoft.com/office/word/2018/wordml" xmlns:w16du="http://schemas.microsoft.com/office/word/2023/wordml/word16du" xmlns:w16sdtdh="http://schemas.microsoft.com/office/word/2020/wordml/sdtdatahash" xmlns:w16sdtfl="http://schemas.microsoft.com/office/word/2024/wordml/sdtformatlock" xmlns:w16se="http://schemas.microsoft.com/office/word/2015/wordml/symex" xmlns:wpg="http://schemas.microsoft.com/office/word/2010/wordprocessingGroup" xmlns:wpi="http://schemas.microsoft.com/office/word/2010/wordprocessingInk" xmlns:wne="http://schemas.microsoft.com/office/word/2006/wordml" xmlns:wps="http://schemas.microsoft.com/office/word/2010/wordprocessingShape" mc:Ignorable="w14 w15 w16se w16cid w16 w16cex w16sdtdh w16sdtfl w16du wp14">
   <w:endnote w:type="separator" w:id="-1">
     <w:p>
       <w:pPr>
@@ -3032,7 +3028,7 @@
 </file>
 
 <file path=word/footer1.xml><?xml version="1.0" encoding="utf-8"?>
-<w:ftr xmlns:wpc="http://schemas.microsoft.com/office/word/2010/wordprocessingCanvas" xmlns:cx="http://schemas.microsoft.com/office/drawing/2014/chartex" xmlns:cx1="http://schemas.microsoft.com/office/drawing/2015/9/8/chartex" xmlns:cx2="http://schemas.microsoft.com/office/drawing/2015/10/21/chartex" xmlns:cx3="http://schemas.microsoft.com/office/drawing/2016/5/9/chartex" xmlns:cx4="http://schemas.microsoft.com/office/drawing/2016/5/10/chartex" xmlns:cx5="http://schemas.microsoft.com/office/drawing/2016/5/11/chartex" xmlns:cx6="http://schemas.microsoft.com/office/drawing/2016/5/12/chartex" xmlns:cx7="http://schemas.microsoft.com/office/drawing/2016/5/13/chartex" xmlns:cx8="http://schemas.microsoft.com/office/drawing/2016/5/14/chartex" xmlns:mc="http://schemas.openxmlformats.org/markup-compatibility/2006" xmlns:aink="http://schemas.microsoft.com/office/drawing/2016/ink" xmlns:am3d="http://schemas.microsoft.com/office/drawing/2017/model3d" xmlns:o="urn:schemas-microsoft-com:office:office" xmlns:oel="http://schemas.microsoft.com/office/2019/extlst" xmlns:r="http://schemas.openxmlformats.org/officeDocument/2006/relationships" xmlns:m="http://schemas.openxmlformats.org/officeDocument/2006/math" xmlns:v="urn:schemas-microsoft-com:vml" xmlns:wp14="http://schemas.microsoft.com/office/word/2010/wordprocessingDrawing" xmlns:wp="http://schemas.openxmlformats.org/drawingml/2006/wordprocessingDrawing" xmlns:w10="urn:schemas-microsoft-com:office:word" xmlns:w="http://schemas.openxmlformats.org/wordprocessingml/2006/main" xmlns:w14="http://schemas.microsoft.com/office/word/2010/wordml" xmlns:w15="http://schemas.microsoft.com/office/word/2012/wordml" xmlns:w16cei="http://schemas.microsoft.com/office/word/2026/wordml/cei" xmlns:w16cex="http://schemas.microsoft.com/office/word/2018/wordml/cex" xmlns:w16cid="http://schemas.microsoft.com/office/word/2016/wordml/cid" xmlns:w16="http://schemas.microsoft.com/office/word/2018/wordml" xmlns:w16du="http://schemas.microsoft.com/office/word/2023/wordml/word16du" xmlns:w16sdtdh="http://schemas.microsoft.com/office/word/2020/wordml/sdtdatahash" xmlns:w16sdtfl="http://schemas.microsoft.com/office/word/2024/wordml/sdtformatlock" xmlns:w16se="http://schemas.microsoft.com/office/word/2015/wordml/symex" xmlns:wpg="http://schemas.microsoft.com/office/word/2010/wordprocessingGroup" xmlns:wpi="http://schemas.microsoft.com/office/word/2010/wordprocessingInk" xmlns:wne="http://schemas.microsoft.com/office/word/2006/wordml" xmlns:wps="http://schemas.microsoft.com/office/word/2010/wordprocessingShape" mc:Ignorable="w14 w15 w16se w16cid w16 w16cex w16sdtdh w16sdtfl w16du wp14">
+<w:ftr xmlns:wpc="http://schemas.microsoft.com/office/word/2010/wordprocessingCanvas" xmlns:cx="http://schemas.microsoft.com/office/drawing/2014/chartex" xmlns:cx1="http://schemas.microsoft.com/office/drawing/2015/9/8/chartex" xmlns:cx2="http://schemas.microsoft.com/office/drawing/2015/10/21/chartex" xmlns:cx3="http://schemas.microsoft.com/office/drawing/2016/5/9/chartex" xmlns:cx4="http://schemas.microsoft.com/office/drawing/2016/5/10/chartex" xmlns:cx5="http://schemas.microsoft.com/office/drawing/2016/5/11/chartex" xmlns:cx6="http://schemas.microsoft.com/office/drawing/2016/5/12/chartex" xmlns:cx7="http://schemas.microsoft.com/office/drawing/2016/5/13/chartex" xmlns:cx8="http://schemas.microsoft.com/office/drawing/2016/5/14/chartex" xmlns:mc="http://schemas.openxmlformats.org/markup-compatibility/2006" xmlns:aink="http://schemas.microsoft.com/office/drawing/2016/ink" xmlns:am3d="http://schemas.microsoft.com/office/drawing/2017/model3d" xmlns:o="urn:schemas-microsoft-com:office:office" xmlns:oel="http://schemas.microsoft.com/office/2019/extlst" xmlns:r="http://schemas.openxmlformats.org/officeDocument/2006/relationships" xmlns:m="http://schemas.openxmlformats.org/officeDocument/2006/math" xmlns:v="urn:schemas-microsoft-com:vml" xmlns:wp14="http://schemas.microsoft.com/office/word/2010/wordprocessingDrawing" xmlns:wp="http://schemas.openxmlformats.org/drawingml/2006/wordprocessingDrawing" xmlns:w10="urn:schemas-microsoft-com:office:word" xmlns:w="http://schemas.openxmlformats.org/wordprocessingml/2006/main" xmlns:w14="http://schemas.microsoft.com/office/word/2010/wordml" xmlns:w15="http://schemas.microsoft.com/office/word/2012/wordml" xmlns:w16cex="http://schemas.microsoft.com/office/word/2018/wordml/cex" xmlns:w16cid="http://schemas.microsoft.com/office/word/2016/wordml/cid" xmlns:w16="http://schemas.microsoft.com/office/word/2018/wordml" xmlns:w16du="http://schemas.microsoft.com/office/word/2023/wordml/word16du" xmlns:w16sdtdh="http://schemas.microsoft.com/office/word/2020/wordml/sdtdatahash" xmlns:w16sdtfl="http://schemas.microsoft.com/office/word/2024/wordml/sdtformatlock" xmlns:w16se="http://schemas.microsoft.com/office/word/2015/wordml/symex" xmlns:wpg="http://schemas.microsoft.com/office/word/2010/wordprocessingGroup" xmlns:wpi="http://schemas.microsoft.com/office/word/2010/wordprocessingInk" xmlns:wne="http://schemas.microsoft.com/office/word/2006/wordml" xmlns:wps="http://schemas.microsoft.com/office/word/2010/wordprocessingShape" mc:Ignorable="w14 w15 w16se w16cid w16 w16cex w16sdtdh w16sdtfl w16du wp14">
   <w:p>
     <w:pPr>
       <w:pStyle w:val="Footer"/>
@@ -3042,7 +3038,7 @@
 </file>
 
 <file path=word/footer2.xml><?xml version="1.0" encoding="utf-8"?>
-<w:ftr xmlns:wpc="http://schemas.microsoft.com/office/word/2010/wordprocessingCanvas" xmlns:cx="http://schemas.microsoft.com/office/drawing/2014/chartex" xmlns:cx1="http://schemas.microsoft.com/office/drawing/2015/9/8/chartex" xmlns:cx2="http://schemas.microsoft.com/office/drawing/2015/10/21/chartex" xmlns:cx3="http://schemas.microsoft.com/office/drawing/2016/5/9/chartex" xmlns:cx4="http://schemas.microsoft.com/office/drawing/2016/5/10/chartex" xmlns:cx5="http://schemas.microsoft.com/office/drawing/2016/5/11/chartex" xmlns:cx6="http://schemas.microsoft.com/office/drawing/2016/5/12/chartex" xmlns:cx7="http://schemas.microsoft.com/office/drawing/2016/5/13/chartex" xmlns:cx8="http://schemas.microsoft.com/office/drawing/2016/5/14/chartex" xmlns:mc="http://schemas.openxmlformats.org/markup-compatibility/2006" xmlns:aink="http://schemas.microsoft.com/office/drawing/2016/ink" xmlns:am3d="http://schemas.microsoft.com/office/drawing/2017/model3d" xmlns:o="urn:schemas-microsoft-com:office:office" xmlns:oel="http://schemas.microsoft.com/office/2019/extlst" xmlns:r="http://schemas.openxmlformats.org/officeDocument/2006/relationships" xmlns:m="http://schemas.openxmlformats.org/officeDocument/2006/math" xmlns:v="urn:schemas-microsoft-com:vml" xmlns:wp14="http://schemas.microsoft.com/office/word/2010/wordprocessingDrawing" xmlns:wp="http://schemas.openxmlformats.org/drawingml/2006/wordprocessingDrawing" xmlns:w10="urn:schemas-microsoft-com:office:word" xmlns:w="http://schemas.openxmlformats.org/wordprocessingml/2006/main" xmlns:w14="http://schemas.microsoft.com/office/word/2010/wordml" xmlns:w15="http://schemas.microsoft.com/office/word/2012/wordml" xmlns:w16cei="http://schemas.microsoft.com/office/word/2026/wordml/cei" xmlns:w16cex="http://schemas.microsoft.com/office/word/2018/wordml/cex" xmlns:w16cid="http://schemas.microsoft.com/office/word/2016/wordml/cid" xmlns:w16="http://schemas.microsoft.com/office/word/2018/wordml" xmlns:w16du="http://schemas.microsoft.com/office/word/2023/wordml/word16du" xmlns:w16sdtdh="http://schemas.microsoft.com/office/word/2020/wordml/sdtdatahash" xmlns:w16sdtfl="http://schemas.microsoft.com/office/word/2024/wordml/sdtformatlock" xmlns:w16se="http://schemas.microsoft.com/office/word/2015/wordml/symex" xmlns:wpg="http://schemas.microsoft.com/office/word/2010/wordprocessingGroup" xmlns:wpi="http://schemas.microsoft.com/office/word/2010/wordprocessingInk" xmlns:wne="http://schemas.microsoft.com/office/word/2006/wordml" xmlns:wps="http://schemas.microsoft.com/office/word/2010/wordprocessingShape" mc:Ignorable="w14 w15 w16se w16cid w16 w16cex w16sdtdh w16sdtfl w16du wp14">
+<w:ftr xmlns:wpc="http://schemas.microsoft.com/office/word/2010/wordprocessingCanvas" xmlns:cx="http://schemas.microsoft.com/office/drawing/2014/chartex" xmlns:cx1="http://schemas.microsoft.com/office/drawing/2015/9/8/chartex" xmlns:cx2="http://schemas.microsoft.com/office/drawing/2015/10/21/chartex" xmlns:cx3="http://schemas.microsoft.com/office/drawing/2016/5/9/chartex" xmlns:cx4="http://schemas.microsoft.com/office/drawing/2016/5/10/chartex" xmlns:cx5="http://schemas.microsoft.com/office/drawing/2016/5/11/chartex" xmlns:cx6="http://schemas.microsoft.com/office/drawing/2016/5/12/chartex" xmlns:cx7="http://schemas.microsoft.com/office/drawing/2016/5/13/chartex" xmlns:cx8="http://schemas.microsoft.com/office/drawing/2016/5/14/chartex" xmlns:mc="http://schemas.openxmlformats.org/markup-compatibility/2006" xmlns:aink="http://schemas.microsoft.com/office/drawing/2016/ink" xmlns:am3d="http://schemas.microsoft.com/office/drawing/2017/model3d" xmlns:o="urn:schemas-microsoft-com:office:office" xmlns:oel="http://schemas.microsoft.com/office/2019/extlst" xmlns:r="http://schemas.openxmlformats.org/officeDocument/2006/relationships" xmlns:m="http://schemas.openxmlformats.org/officeDocument/2006/math" xmlns:v="urn:schemas-microsoft-com:vml" xmlns:wp14="http://schemas.microsoft.com/office/word/2010/wordprocessingDrawing" xmlns:wp="http://schemas.openxmlformats.org/drawingml/2006/wordprocessingDrawing" xmlns:w10="urn:schemas-microsoft-com:office:word" xmlns:w="http://schemas.openxmlformats.org/wordprocessingml/2006/main" xmlns:w14="http://schemas.microsoft.com/office/word/2010/wordml" xmlns:w15="http://schemas.microsoft.com/office/word/2012/wordml" xmlns:w16cex="http://schemas.microsoft.com/office/word/2018/wordml/cex" xmlns:w16cid="http://schemas.microsoft.com/office/word/2016/wordml/cid" xmlns:w16="http://schemas.microsoft.com/office/word/2018/wordml" xmlns:w16du="http://schemas.microsoft.com/office/word/2023/wordml/word16du" xmlns:w16sdtdh="http://schemas.microsoft.com/office/word/2020/wordml/sdtdatahash" xmlns:w16sdtfl="http://schemas.microsoft.com/office/word/2024/wordml/sdtformatlock" xmlns:w16se="http://schemas.microsoft.com/office/word/2015/wordml/symex" xmlns:wpg="http://schemas.microsoft.com/office/word/2010/wordprocessingGroup" xmlns:wpi="http://schemas.microsoft.com/office/word/2010/wordprocessingInk" xmlns:wne="http://schemas.microsoft.com/office/word/2006/wordml" xmlns:wps="http://schemas.microsoft.com/office/word/2010/wordprocessingShape" mc:Ignorable="w14 w15 w16se w16cid w16 w16cex w16sdtdh w16sdtfl w16du wp14">
   <w:sdt>
     <w:sdtPr>
       <w:id w:val="-456261790"/>
@@ -3109,7 +3105,7 @@
 </file>
 
 <file path=word/footer3.xml><?xml version="1.0" encoding="utf-8"?>
-<w:ftr xmlns:wpc="http://schemas.microsoft.com/office/word/2010/wordprocessingCanvas" xmlns:cx="http://schemas.microsoft.com/office/drawing/2014/chartex" xmlns:cx1="http://schemas.microsoft.com/office/drawing/2015/9/8/chartex" xmlns:cx2="http://schemas.microsoft.com/office/drawing/2015/10/21/chartex" xmlns:cx3="http://schemas.microsoft.com/office/drawing/2016/5/9/chartex" xmlns:cx4="http://schemas.microsoft.com/office/drawing/2016/5/10/chartex" xmlns:cx5="http://schemas.microsoft.com/office/drawing/2016/5/11/chartex" xmlns:cx6="http://schemas.microsoft.com/office/drawing/2016/5/12/chartex" xmlns:cx7="http://schemas.microsoft.com/office/drawing/2016/5/13/chartex" xmlns:cx8="http://schemas.microsoft.com/office/drawing/2016/5/14/chartex" xmlns:mc="http://schemas.openxmlformats.org/markup-compatibility/2006" xmlns:aink="http://schemas.microsoft.com/office/drawing/2016/ink" xmlns:am3d="http://schemas.microsoft.com/office/drawing/2017/model3d" xmlns:o="urn:schemas-microsoft-com:office:office" xmlns:oel="http://schemas.microsoft.com/office/2019/extlst" xmlns:r="http://schemas.openxmlformats.org/officeDocument/2006/relationships" xmlns:m="http://schemas.openxmlformats.org/officeDocument/2006/math" xmlns:v="urn:schemas-microsoft-com:vml" xmlns:wp14="http://schemas.microsoft.com/office/word/2010/wordprocessingDrawing" xmlns:wp="http://schemas.openxmlformats.org/drawingml/2006/wordprocessingDrawing" xmlns:w10="urn:schemas-microsoft-com:office:word" xmlns:w="http://schemas.openxmlformats.org/wordprocessingml/2006/main" xmlns:w14="http://schemas.microsoft.com/office/word/2010/wordml" xmlns:w15="http://schemas.microsoft.com/office/word/2012/wordml" xmlns:w16cei="http://schemas.microsoft.com/office/word/2026/wordml/cei" xmlns:w16cex="http://schemas.microsoft.com/office/word/2018/wordml/cex" xmlns:w16cid="http://schemas.microsoft.com/office/word/2016/wordml/cid" xmlns:w16="http://schemas.microsoft.com/office/word/2018/wordml" xmlns:w16du="http://schemas.microsoft.com/office/word/2023/wordml/word16du" xmlns:w16sdtdh="http://schemas.microsoft.com/office/word/2020/wordml/sdtdatahash" xmlns:w16sdtfl="http://schemas.microsoft.com/office/word/2024/wordml/sdtformatlock" xmlns:w16se="http://schemas.microsoft.com/office/word/2015/wordml/symex" xmlns:wpg="http://schemas.microsoft.com/office/word/2010/wordprocessingGroup" xmlns:wpi="http://schemas.microsoft.com/office/word/2010/wordprocessingInk" xmlns:wne="http://schemas.microsoft.com/office/word/2006/wordml" xmlns:wps="http://schemas.microsoft.com/office/word/2010/wordprocessingShape" mc:Ignorable="w14 w15 w16se w16cid w16 w16cex w16sdtdh w16sdtfl w16du wp14">
+<w:ftr xmlns:wpc="http://schemas.microsoft.com/office/word/2010/wordprocessingCanvas" xmlns:cx="http://schemas.microsoft.com/office/drawing/2014/chartex" xmlns:cx1="http://schemas.microsoft.com/office/drawing/2015/9/8/chartex" xmlns:cx2="http://schemas.microsoft.com/office/drawing/2015/10/21/chartex" xmlns:cx3="http://schemas.microsoft.com/office/drawing/2016/5/9/chartex" xmlns:cx4="http://schemas.microsoft.com/office/drawing/2016/5/10/chartex" xmlns:cx5="http://schemas.microsoft.com/office/drawing/2016/5/11/chartex" xmlns:cx6="http://schemas.microsoft.com/office/drawing/2016/5/12/chartex" xmlns:cx7="http://schemas.microsoft.com/office/drawing/2016/5/13/chartex" xmlns:cx8="http://schemas.microsoft.com/office/drawing/2016/5/14/chartex" xmlns:mc="http://schemas.openxmlformats.org/markup-compatibility/2006" xmlns:aink="http://schemas.microsoft.com/office/drawing/2016/ink" xmlns:am3d="http://schemas.microsoft.com/office/drawing/2017/model3d" xmlns:o="urn:schemas-microsoft-com:office:office" xmlns:oel="http://schemas.microsoft.com/office/2019/extlst" xmlns:r="http://schemas.openxmlformats.org/officeDocument/2006/relationships" xmlns:m="http://schemas.openxmlformats.org/officeDocument/2006/math" xmlns:v="urn:schemas-microsoft-com:vml" xmlns:wp14="http://schemas.microsoft.com/office/word/2010/wordprocessingDrawing" xmlns:wp="http://schemas.openxmlformats.org/drawingml/2006/wordprocessingDrawing" xmlns:w10="urn:schemas-microsoft-com:office:word" xmlns:w="http://schemas.openxmlformats.org/wordprocessingml/2006/main" xmlns:w14="http://schemas.microsoft.com/office/word/2010/wordml" xmlns:w15="http://schemas.microsoft.com/office/word/2012/wordml" xmlns:w16cex="http://schemas.microsoft.com/office/word/2018/wordml/cex" xmlns:w16cid="http://schemas.microsoft.com/office/word/2016/wordml/cid" xmlns:w16="http://schemas.microsoft.com/office/word/2018/wordml" xmlns:w16du="http://schemas.microsoft.com/office/word/2023/wordml/word16du" xmlns:w16sdtdh="http://schemas.microsoft.com/office/word/2020/wordml/sdtdatahash" xmlns:w16sdtfl="http://schemas.microsoft.com/office/word/2024/wordml/sdtformatlock" xmlns:w16se="http://schemas.microsoft.com/office/word/2015/wordml/symex" xmlns:wpg="http://schemas.microsoft.com/office/word/2010/wordprocessingGroup" xmlns:wpi="http://schemas.microsoft.com/office/word/2010/wordprocessingInk" xmlns:wne="http://schemas.microsoft.com/office/word/2006/wordml" xmlns:wps="http://schemas.microsoft.com/office/word/2010/wordprocessingShape" mc:Ignorable="w14 w15 w16se w16cid w16 w16cex w16sdtdh w16sdtfl w16du wp14">
   <w:p>
     <w:pPr>
       <w:pStyle w:val="Footer"/>
@@ -3119,7 +3115,7 @@
 </file>
 
 <file path=word/footnotes.xml><?xml version="1.0" encoding="utf-8"?>
-<w:footnotes xmlns:wpc="http://schemas.microsoft.com/office/word/2010/wordprocessingCanvas" xmlns:cx="http://schemas.microsoft.com/office/drawing/2014/chartex" xmlns:cx1="http://schemas.microsoft.com/office/drawing/2015/9/8/chartex" xmlns:cx2="http://schemas.microsoft.com/office/drawing/2015/10/21/chartex" xmlns:cx3="http://schemas.microsoft.com/office/drawing/2016/5/9/chartex" xmlns:cx4="http://schemas.microsoft.com/office/drawing/2016/5/10/chartex" xmlns:cx5="http://schemas.microsoft.com/office/drawing/2016/5/11/chartex" xmlns:cx6="http://schemas.microsoft.com/office/drawing/2016/5/12/chartex" xmlns:cx7="http://schemas.microsoft.com/office/drawing/2016/5/13/chartex" xmlns:cx8="http://schemas.microsoft.com/office/drawing/2016/5/14/chartex" xmlns:mc="http://schemas.openxmlformats.org/markup-compatibility/2006" xmlns:aink="http://schemas.microsoft.com/office/drawing/2016/ink" xmlns:am3d="http://schemas.microsoft.com/office/drawing/2017/model3d" xmlns:o="urn:schemas-microsoft-com:office:office" xmlns:oel="http://schemas.microsoft.com/office/2019/extlst" xmlns:r="http://schemas.openxmlformats.org/officeDocument/2006/relationships" xmlns:m="http://schemas.openxmlformats.org/officeDocument/2006/math" xmlns:v="urn:schemas-microsoft-com:vml" xmlns:wp14="http://schemas.microsoft.com/office/word/2010/wordprocessingDrawing" xmlns:wp="http://schemas.openxmlformats.org/drawingml/2006/wordprocessingDrawing" xmlns:w10="urn:schemas-microsoft-com:office:word" xmlns:w="http://schemas.openxmlformats.org/wordprocessingml/2006/main" xmlns:w14="http://schemas.microsoft.com/office/word/2010/wordml" xmlns:w15="http://schemas.microsoft.com/office/word/2012/wordml" xmlns:w16cei="http://schemas.microsoft.com/office/word/2026/wordml/cei" xmlns:w16cex="http://schemas.microsoft.com/office/word/2018/wordml/cex" xmlns:w16cid="http://schemas.microsoft.com/office/word/2016/wordml/cid" xmlns:w16="http://schemas.microsoft.com/office/word/2018/wordml" xmlns:w16du="http://schemas.microsoft.com/office/word/2023/wordml/word16du" xmlns:w16sdtdh="http://schemas.microsoft.com/office/word/2020/wordml/sdtdatahash" xmlns:w16sdtfl="http://schemas.microsoft.com/office/word/2024/wordml/sdtformatlock" xmlns:w16se="http://schemas.microsoft.com/office/word/2015/wordml/symex" xmlns:wpg="http://schemas.microsoft.com/office/word/2010/wordprocessingGroup" xmlns:wpi="http://schemas.microsoft.com/office/word/2010/wordprocessingInk" xmlns:wne="http://schemas.microsoft.com/office/word/2006/wordml" xmlns:wps="http://schemas.microsoft.com/office/word/2010/wordprocessingShape" mc:Ignorable="w14 w15 w16se w16cid w16 w16cex w16sdtdh w16sdtfl w16du wp14">
+<w:footnotes xmlns:wpc="http://schemas.microsoft.com/office/word/2010/wordprocessingCanvas" xmlns:cx="http://schemas.microsoft.com/office/drawing/2014/chartex" xmlns:cx1="http://schemas.microsoft.com/office/drawing/2015/9/8/chartex" xmlns:cx2="http://schemas.microsoft.com/office/drawing/2015/10/21/chartex" xmlns:cx3="http://schemas.microsoft.com/office/drawing/2016/5/9/chartex" xmlns:cx4="http://schemas.microsoft.com/office/drawing/2016/5/10/chartex" xmlns:cx5="http://schemas.microsoft.com/office/drawing/2016/5/11/chartex" xmlns:cx6="http://schemas.microsoft.com/office/drawing/2016/5/12/chartex" xmlns:cx7="http://schemas.microsoft.com/office/drawing/2016/5/13/chartex" xmlns:cx8="http://schemas.microsoft.com/office/drawing/2016/5/14/chartex" xmlns:mc="http://schemas.openxmlformats.org/markup-compatibility/2006" xmlns:aink="http://schemas.microsoft.com/office/drawing/2016/ink" xmlns:am3d="http://schemas.microsoft.com/office/drawing/2017/model3d" xmlns:o="urn:schemas-microsoft-com:office:office" xmlns:oel="http://schemas.microsoft.com/office/2019/extlst" xmlns:r="http://schemas.openxmlformats.org/officeDocument/2006/relationships" xmlns:m="http://schemas.openxmlformats.org/officeDocument/2006/math" xmlns:v="urn:schemas-microsoft-com:vml" xmlns:wp14="http://schemas.microsoft.com/office/word/2010/wordprocessingDrawing" xmlns:wp="http://schemas.openxmlformats.org/drawingml/2006/wordprocessingDrawing" xmlns:w10="urn:schemas-microsoft-com:office:word" xmlns:w="http://schemas.openxmlformats.org/wordprocessingml/2006/main" xmlns:w14="http://schemas.microsoft.com/office/word/2010/wordml" xmlns:w15="http://schemas.microsoft.com/office/word/2012/wordml" xmlns:w16cex="http://schemas.microsoft.com/office/word/2018/wordml/cex" xmlns:w16cid="http://schemas.microsoft.com/office/word/2016/wordml/cid" xmlns:w16="http://schemas.microsoft.com/office/word/2018/wordml" xmlns:w16du="http://schemas.microsoft.com/office/word/2023/wordml/word16du" xmlns:w16sdtdh="http://schemas.microsoft.com/office/word/2020/wordml/sdtdatahash" xmlns:w16sdtfl="http://schemas.microsoft.com/office/word/2024/wordml/sdtformatlock" xmlns:w16se="http://schemas.microsoft.com/office/word/2015/wordml/symex" xmlns:wpg="http://schemas.microsoft.com/office/word/2010/wordprocessingGroup" xmlns:wpi="http://schemas.microsoft.com/office/word/2010/wordprocessingInk" xmlns:wne="http://schemas.microsoft.com/office/word/2006/wordml" xmlns:wps="http://schemas.microsoft.com/office/word/2010/wordprocessingShape" mc:Ignorable="w14 w15 w16se w16cid w16 w16cex w16sdtdh w16sdtfl w16du wp14">
   <w:footnote w:type="separator" w:id="-1">
     <w:p>
       <w:pPr>
@@ -3144,7 +3140,7 @@
 </file>
 
 <file path=word/header1.xml><?xml version="1.0" encoding="utf-8"?>
-<w:hdr xmlns:wpc="http://schemas.microsoft.com/office/word/2010/wordprocessingCanvas" xmlns:cx="http://schemas.microsoft.com/office/drawing/2014/chartex" xmlns:cx1="http://schemas.microsoft.com/office/drawing/2015/9/8/chartex" xmlns:cx2="http://schemas.microsoft.com/office/drawing/2015/10/21/chartex" xmlns:cx3="http://schemas.microsoft.com/office/drawing/2016/5/9/chartex" xmlns:cx4="http://schemas.microsoft.com/office/drawing/2016/5/10/chartex" xmlns:cx5="http://schemas.microsoft.com/office/drawing/2016/5/11/chartex" xmlns:cx6="http://schemas.microsoft.com/office/drawing/2016/5/12/chartex" xmlns:cx7="http://schemas.microsoft.com/office/drawing/2016/5/13/chartex" xmlns:cx8="http://schemas.microsoft.com/office/drawing/2016/5/14/chartex" xmlns:mc="http://schemas.openxmlformats.org/markup-compatibility/2006" xmlns:aink="http://schemas.microsoft.com/office/drawing/2016/ink" xmlns:am3d="http://schemas.microsoft.com/office/drawing/2017/model3d" xmlns:o="urn:schemas-microsoft-com:office:office" xmlns:oel="http://schemas.microsoft.com/office/2019/extlst" xmlns:r="http://schemas.openxmlformats.org/officeDocument/2006/relationships" xmlns:m="http://schemas.openxmlformats.org/officeDocument/2006/math" xmlns:v="urn:schemas-microsoft-com:vml" xmlns:wp14="http://schemas.microsoft.com/office/word/2010/wordprocessingDrawing" xmlns:wp="http://schemas.openxmlformats.org/drawingml/2006/wordprocessingDrawing" xmlns:w10="urn:schemas-microsoft-com:office:word" xmlns:w="http://schemas.openxmlformats.org/wordprocessingml/2006/main" xmlns:w14="http://schemas.microsoft.com/office/word/2010/wordml" xmlns:w15="http://schemas.microsoft.com/office/word/2012/wordml" xmlns:w16cei="http://schemas.microsoft.com/office/word/2026/wordml/cei" xmlns:w16cex="http://schemas.microsoft.com/office/word/2018/wordml/cex" xmlns:w16cid="http://schemas.microsoft.com/office/word/2016/wordml/cid" xmlns:w16="http://schemas.microsoft.com/office/word/2018/wordml" xmlns:w16du="http://schemas.microsoft.com/office/word/2023/wordml/word16du" xmlns:w16sdtdh="http://schemas.microsoft.com/office/word/2020/wordml/sdtdatahash" xmlns:w16sdtfl="http://schemas.microsoft.com/office/word/2024/wordml/sdtformatlock" xmlns:w16se="http://schemas.microsoft.com/office/word/2015/wordml/symex" xmlns:wpg="http://schemas.microsoft.com/office/word/2010/wordprocessingGroup" xmlns:wpi="http://schemas.microsoft.com/office/word/2010/wordprocessingInk" xmlns:wne="http://schemas.microsoft.com/office/word/2006/wordml" xmlns:wps="http://schemas.microsoft.com/office/word/2010/wordprocessingShape" mc:Ignorable="w14 w15 w16se w16cid w16 w16cex w16sdtdh w16sdtfl w16du wp14">
+<w:hdr xmlns:wpc="http://schemas.microsoft.com/office/word/2010/wordprocessingCanvas" xmlns:cx="http://schemas.microsoft.com/office/drawing/2014/chartex" xmlns:cx1="http://schemas.microsoft.com/office/drawing/2015/9/8/chartex" xmlns:cx2="http://schemas.microsoft.com/office/drawing/2015/10/21/chartex" xmlns:cx3="http://schemas.microsoft.com/office/drawing/2016/5/9/chartex" xmlns:cx4="http://schemas.microsoft.com/office/drawing/2016/5/10/chartex" xmlns:cx5="http://schemas.microsoft.com/office/drawing/2016/5/11/chartex" xmlns:cx6="http://schemas.microsoft.com/office/drawing/2016/5/12/chartex" xmlns:cx7="http://schemas.microsoft.com/office/drawing/2016/5/13/chartex" xmlns:cx8="http://schemas.microsoft.com/office/drawing/2016/5/14/chartex" xmlns:mc="http://schemas.openxmlformats.org/markup-compatibility/2006" xmlns:aink="http://schemas.microsoft.com/office/drawing/2016/ink" xmlns:am3d="http://schemas.microsoft.com/office/drawing/2017/model3d" xmlns:o="urn:schemas-microsoft-com:office:office" xmlns:oel="http://schemas.microsoft.com/office/2019/extlst" xmlns:r="http://schemas.openxmlformats.org/officeDocument/2006/relationships" xmlns:m="http://schemas.openxmlformats.org/officeDocument/2006/math" xmlns:v="urn:schemas-microsoft-com:vml" xmlns:wp14="http://schemas.microsoft.com/office/word/2010/wordprocessingDrawing" xmlns:wp="http://schemas.openxmlformats.org/drawingml/2006/wordprocessingDrawing" xmlns:w10="urn:schemas-microsoft-com:office:word" xmlns:w="http://schemas.openxmlformats.org/wordprocessingml/2006/main" xmlns:w14="http://schemas.microsoft.com/office/word/2010/wordml" xmlns:w15="http://schemas.microsoft.com/office/word/2012/wordml" xmlns:w16cex="http://schemas.microsoft.com/office/word/2018/wordml/cex" xmlns:w16cid="http://schemas.microsoft.com/office/word/2016/wordml/cid" xmlns:w16="http://schemas.microsoft.com/office/word/2018/wordml" xmlns:w16du="http://schemas.microsoft.com/office/word/2023/wordml/word16du" xmlns:w16sdtdh="http://schemas.microsoft.com/office/word/2020/wordml/sdtdatahash" xmlns:w16sdtfl="http://schemas.microsoft.com/office/word/2024/wordml/sdtformatlock" xmlns:w16se="http://schemas.microsoft.com/office/word/2015/wordml/symex" xmlns:wpg="http://schemas.microsoft.com/office/word/2010/wordprocessingGroup" xmlns:wpi="http://schemas.microsoft.com/office/word/2010/wordprocessingInk" xmlns:wne="http://schemas.microsoft.com/office/word/2006/wordml" xmlns:wps="http://schemas.microsoft.com/office/word/2010/wordprocessingShape" mc:Ignorable="w14 w15 w16se w16cid w16 w16cex w16sdtdh w16sdtfl w16du wp14">
   <w:p>
     <w:pPr>
       <w:pStyle w:val="Header"/>
@@ -3154,7 +3150,7 @@
 </file>
 
 <file path=word/header2.xml><?xml version="1.0" encoding="utf-8"?>
-<w:hdr xmlns:wpc="http://schemas.microsoft.com/office/word/2010/wordprocessingCanvas" xmlns:cx="http://schemas.microsoft.com/office/drawing/2014/chartex" xmlns:cx1="http://schemas.microsoft.com/office/drawing/2015/9/8/chartex" xmlns:cx2="http://schemas.microsoft.com/office/drawing/2015/10/21/chartex" xmlns:cx3="http://schemas.microsoft.com/office/drawing/2016/5/9/chartex" xmlns:cx4="http://schemas.microsoft.com/office/drawing/2016/5/10/chartex" xmlns:cx5="http://schemas.microsoft.com/office/drawing/2016/5/11/chartex" xmlns:cx6="http://schemas.microsoft.com/office/drawing/2016/5/12/chartex" xmlns:cx7="http://schemas.microsoft.com/office/drawing/2016/5/13/chartex" xmlns:cx8="http://schemas.microsoft.com/office/drawing/2016/5/14/chartex" xmlns:mc="http://schemas.openxmlformats.org/markup-compatibility/2006" xmlns:aink="http://schemas.microsoft.com/office/drawing/2016/ink" xmlns:am3d="http://schemas.microsoft.com/office/drawing/2017/model3d" xmlns:o="urn:schemas-microsoft-com:office:office" xmlns:oel="http://schemas.microsoft.com/office/2019/extlst" xmlns:r="http://schemas.openxmlformats.org/officeDocument/2006/relationships" xmlns:m="http://schemas.openxmlformats.org/officeDocument/2006/math" xmlns:v="urn:schemas-microsoft-com:vml" xmlns:wp14="http://schemas.microsoft.com/office/word/2010/wordprocessingDrawing" xmlns:wp="http://schemas.openxmlformats.org/drawingml/2006/wordprocessingDrawing" xmlns:w10="urn:schemas-microsoft-com:office:word" xmlns:w="http://schemas.openxmlformats.org/wordprocessingml/2006/main" xmlns:w14="http://schemas.microsoft.com/office/word/2010/wordml" xmlns:w15="http://schemas.microsoft.com/office/word/2012/wordml" xmlns:w16cei="http://schemas.microsoft.com/office/word/2026/wordml/cei" xmlns:w16cex="http://schemas.microsoft.com/office/word/2018/wordml/cex" xmlns:w16cid="http://schemas.microsoft.com/office/word/2016/wordml/cid" xmlns:w16="http://schemas.microsoft.com/office/word/2018/wordml" xmlns:w16du="http://schemas.microsoft.com/office/word/2023/wordml/word16du" xmlns:w16sdtdh="http://schemas.microsoft.com/office/word/2020/wordml/sdtdatahash" xmlns:w16sdtfl="http://schemas.microsoft.com/office/word/2024/wordml/sdtformatlock" xmlns:w16se="http://schemas.microsoft.com/office/word/2015/wordml/symex" xmlns:wpg="http://schemas.microsoft.com/office/word/2010/wordprocessingGroup" xmlns:wpi="http://schemas.microsoft.com/office/word/2010/wordprocessingInk" xmlns:wne="http://schemas.microsoft.com/office/word/2006/wordml" xmlns:wps="http://schemas.microsoft.com/office/word/2010/wordprocessingShape" mc:Ignorable="w14 w15 w16se w16cid w16 w16cex w16sdtdh w16sdtfl w16du wp14">
+<w:hdr xmlns:wpc="http://schemas.microsoft.com/office/word/2010/wordprocessingCanvas" xmlns:cx="http://schemas.microsoft.com/office/drawing/2014/chartex" xmlns:cx1="http://schemas.microsoft.com/office/drawing/2015/9/8/chartex" xmlns:cx2="http://schemas.microsoft.com/office/drawing/2015/10/21/chartex" xmlns:cx3="http://schemas.microsoft.com/office/drawing/2016/5/9/chartex" xmlns:cx4="http://schemas.microsoft.com/office/drawing/2016/5/10/chartex" xmlns:cx5="http://schemas.microsoft.com/office/drawing/2016/5/11/chartex" xmlns:cx6="http://schemas.microsoft.com/office/drawing/2016/5/12/chartex" xmlns:cx7="http://schemas.microsoft.com/office/drawing/2016/5/13/chartex" xmlns:cx8="http://schemas.microsoft.com/office/drawing/2016/5/14/chartex" xmlns:mc="http://schemas.openxmlformats.org/markup-compatibility/2006" xmlns:aink="http://schemas.microsoft.com/office/drawing/2016/ink" xmlns:am3d="http://schemas.microsoft.com/office/drawing/2017/model3d" xmlns:o="urn:schemas-microsoft-com:office:office" xmlns:oel="http://schemas.microsoft.com/office/2019/extlst" xmlns:r="http://schemas.openxmlformats.org/officeDocument/2006/relationships" xmlns:m="http://schemas.openxmlformats.org/officeDocument/2006/math" xmlns:v="urn:schemas-microsoft-com:vml" xmlns:wp14="http://schemas.microsoft.com/office/word/2010/wordprocessingDrawing" xmlns:wp="http://schemas.openxmlformats.org/drawingml/2006/wordprocessingDrawing" xmlns:w10="urn:schemas-microsoft-com:office:word" xmlns:w="http://schemas.openxmlformats.org/wordprocessingml/2006/main" xmlns:w14="http://schemas.microsoft.com/office/word/2010/wordml" xmlns:w15="http://schemas.microsoft.com/office/word/2012/wordml" xmlns:w16cex="http://schemas.microsoft.com/office/word/2018/wordml/cex" xmlns:w16cid="http://schemas.microsoft.com/office/word/2016/wordml/cid" xmlns:w16="http://schemas.microsoft.com/office/word/2018/wordml" xmlns:w16du="http://schemas.microsoft.com/office/word/2023/wordml/word16du" xmlns:w16sdtdh="http://schemas.microsoft.com/office/word/2020/wordml/sdtdatahash" xmlns:w16sdtfl="http://schemas.microsoft.com/office/word/2024/wordml/sdtformatlock" xmlns:w16se="http://schemas.microsoft.com/office/word/2015/wordml/symex" xmlns:wpg="http://schemas.microsoft.com/office/word/2010/wordprocessingGroup" xmlns:wpi="http://schemas.microsoft.com/office/word/2010/wordprocessingInk" xmlns:wne="http://schemas.microsoft.com/office/word/2006/wordml" xmlns:wps="http://schemas.microsoft.com/office/word/2010/wordprocessingShape" mc:Ignorable="w14 w15 w16se w16cid w16 w16cex w16sdtdh w16sdtfl w16du wp14">
   <w:p>
     <w:pPr>
       <w:pStyle w:val="Header"/>
@@ -3164,7 +3160,7 @@
 </file>
 
 <file path=word/header3.xml><?xml version="1.0" encoding="utf-8"?>
-<w:hdr xmlns:wpc="http://schemas.microsoft.com/office/word/2010/wordprocessingCanvas" xmlns:cx="http://schemas.microsoft.com/office/drawing/2014/chartex" xmlns:cx1="http://schemas.microsoft.com/office/drawing/2015/9/8/chartex" xmlns:cx2="http://schemas.microsoft.com/office/drawing/2015/10/21/chartex" xmlns:cx3="http://schemas.microsoft.com/office/drawing/2016/5/9/chartex" xmlns:cx4="http://schemas.microsoft.com/office/drawing/2016/5/10/chartex" xmlns:cx5="http://schemas.microsoft.com/office/drawing/2016/5/11/chartex" xmlns:cx6="http://schemas.microsoft.com/office/drawing/2016/5/12/chartex" xmlns:cx7="http://schemas.microsoft.com/office/drawing/2016/5/13/chartex" xmlns:cx8="http://schemas.microsoft.com/office/drawing/2016/5/14/chartex" xmlns:mc="http://schemas.openxmlformats.org/markup-compatibility/2006" xmlns:aink="http://schemas.microsoft.com/office/drawing/2016/ink" xmlns:am3d="http://schemas.microsoft.com/office/drawing/2017/model3d" xmlns:o="urn:schemas-microsoft-com:office:office" xmlns:oel="http://schemas.microsoft.com/office/2019/extlst" xmlns:r="http://schemas.openxmlformats.org/officeDocument/2006/relationships" xmlns:m="http://schemas.openxmlformats.org/officeDocument/2006/math" xmlns:v="urn:schemas-microsoft-com:vml" xmlns:wp14="http://schemas.microsoft.com/office/word/2010/wordprocessingDrawing" xmlns:wp="http://schemas.openxmlformats.org/drawingml/2006/wordprocessingDrawing" xmlns:w10="urn:schemas-microsoft-com:office:word" xmlns:w="http://schemas.openxmlformats.org/wordprocessingml/2006/main" xmlns:w14="http://schemas.microsoft.com/office/word/2010/wordml" xmlns:w15="http://schemas.microsoft.com/office/word/2012/wordml" xmlns:w16cei="http://schemas.microsoft.com/office/word/2026/wordml/cei" xmlns:w16cex="http://schemas.microsoft.com/office/word/2018/wordml/cex" xmlns:w16cid="http://schemas.microsoft.com/office/word/2016/wordml/cid" xmlns:w16="http://schemas.microsoft.com/office/word/2018/wordml" xmlns:w16du="http://schemas.microsoft.com/office/word/2023/wordml/word16du" xmlns:w16sdtdh="http://schemas.microsoft.com/office/word/2020/wordml/sdtdatahash" xmlns:w16sdtfl="http://schemas.microsoft.com/office/word/2024/wordml/sdtformatlock" xmlns:w16se="http://schemas.microsoft.com/office/word/2015/wordml/symex" xmlns:wpg="http://schemas.microsoft.com/office/word/2010/wordprocessingGroup" xmlns:wpi="http://schemas.microsoft.com/office/word/2010/wordprocessingInk" xmlns:wne="http://schemas.microsoft.com/office/word/2006/wordml" xmlns:wps="http://schemas.microsoft.com/office/word/2010/wordprocessingShape" mc:Ignorable="w14 w15 w16se w16cid w16 w16cex w16sdtdh w16sdtfl w16du wp14">
+<w:hdr xmlns:wpc="http://schemas.microsoft.com/office/word/2010/wordprocessingCanvas" xmlns:cx="http://schemas.microsoft.com/office/drawing/2014/chartex" xmlns:cx1="http://schemas.microsoft.com/office/drawing/2015/9/8/chartex" xmlns:cx2="http://schemas.microsoft.com/office/drawing/2015/10/21/chartex" xmlns:cx3="http://schemas.microsoft.com/office/drawing/2016/5/9/chartex" xmlns:cx4="http://schemas.microsoft.com/office/drawing/2016/5/10/chartex" xmlns:cx5="http://schemas.microsoft.com/office/drawing/2016/5/11/chartex" xmlns:cx6="http://schemas.microsoft.com/office/drawing/2016/5/12/chartex" xmlns:cx7="http://schemas.microsoft.com/office/drawing/2016/5/13/chartex" xmlns:cx8="http://schemas.microsoft.com/office/drawing/2016/5/14/chartex" xmlns:mc="http://schemas.openxmlformats.org/markup-compatibility/2006" xmlns:aink="http://schemas.microsoft.com/office/drawing/2016/ink" xmlns:am3d="http://schemas.microsoft.com/office/drawing/2017/model3d" xmlns:o="urn:schemas-microsoft-com:office:office" xmlns:oel="http://schemas.microsoft.com/office/2019/extlst" xmlns:r="http://schemas.openxmlformats.org/officeDocument/2006/relationships" xmlns:m="http://schemas.openxmlformats.org/officeDocument/2006/math" xmlns:v="urn:schemas-microsoft-com:vml" xmlns:wp14="http://schemas.microsoft.com/office/word/2010/wordprocessingDrawing" xmlns:wp="http://schemas.openxmlformats.org/drawingml/2006/wordprocessingDrawing" xmlns:w10="urn:schemas-microsoft-com:office:word" xmlns:w="http://schemas.openxmlformats.org/wordprocessingml/2006/main" xmlns:w14="http://schemas.microsoft.com/office/word/2010/wordml" xmlns:w15="http://schemas.microsoft.com/office/word/2012/wordml" xmlns:w16cex="http://schemas.microsoft.com/office/word/2018/wordml/cex" xmlns:w16cid="http://schemas.microsoft.com/office/word/2016/wordml/cid" xmlns:w16="http://schemas.microsoft.com/office/word/2018/wordml" xmlns:w16du="http://schemas.microsoft.com/office/word/2023/wordml/word16du" xmlns:w16sdtdh="http://schemas.microsoft.com/office/word/2020/wordml/sdtdatahash" xmlns:w16sdtfl="http://schemas.microsoft.com/office/word/2024/wordml/sdtformatlock" xmlns:w16se="http://schemas.microsoft.com/office/word/2015/wordml/symex" xmlns:wpg="http://schemas.microsoft.com/office/word/2010/wordprocessingGroup" xmlns:wpi="http://schemas.microsoft.com/office/word/2010/wordprocessingInk" xmlns:wne="http://schemas.microsoft.com/office/word/2006/wordml" xmlns:wps="http://schemas.microsoft.com/office/word/2010/wordprocessingShape" mc:Ignorable="w14 w15 w16se w16cid w16 w16cex w16sdtdh w16sdtfl w16du wp14">
   <w:p>
     <w:pPr>
       <w:pStyle w:val="Header"/>
@@ -3174,7 +3170,7 @@
 </file>
 
 <file path=word/numbering.xml><?xml version="1.0" encoding="utf-8"?>
-<w:numbering xmlns:wpc="http://schemas.microsoft.com/office/word/2010/wordprocessingCanvas" xmlns:cx="http://schemas.microsoft.com/office/drawing/2014/chartex" xmlns:cx1="http://schemas.microsoft.com/office/drawing/2015/9/8/chartex" xmlns:cx2="http://schemas.microsoft.com/office/drawing/2015/10/21/chartex" xmlns:cx3="http://schemas.microsoft.com/office/drawing/2016/5/9/chartex" xmlns:cx4="http://schemas.microsoft.com/office/drawing/2016/5/10/chartex" xmlns:cx5="http://schemas.microsoft.com/office/drawing/2016/5/11/chartex" xmlns:cx6="http://schemas.microsoft.com/office/drawing/2016/5/12/chartex" xmlns:cx7="http://schemas.microsoft.com/office/drawing/2016/5/13/chartex" xmlns:cx8="http://schemas.microsoft.com/office/drawing/2016/5/14/chartex" xmlns:mc="http://schemas.openxmlformats.org/markup-compatibility/2006" xmlns:aink="http://schemas.microsoft.com/office/drawing/2016/ink" xmlns:am3d="http://schemas.microsoft.com/office/drawing/2017/model3d" xmlns:o="urn:schemas-microsoft-com:office:office" xmlns:oel="http://schemas.microsoft.com/office/2019/extlst" xmlns:r="http://schemas.openxmlformats.org/officeDocument/2006/relationships" xmlns:m="http://schemas.openxmlformats.org/officeDocument/2006/math" xmlns:v="urn:schemas-microsoft-com:vml" xmlns:wp14="http://schemas.microsoft.com/office/word/2010/wordprocessingDrawing" xmlns:wp="http://schemas.openxmlformats.org/drawingml/2006/wordprocessingDrawing" xmlns:w10="urn:schemas-microsoft-com:office:word" xmlns:w="http://schemas.openxmlformats.org/wordprocessingml/2006/main" xmlns:w14="http://schemas.microsoft.com/office/word/2010/wordml" xmlns:w15="http://schemas.microsoft.com/office/word/2012/wordml" xmlns:w16cei="http://schemas.microsoft.com/office/word/2026/wordml/cei" xmlns:w16cex="http://schemas.microsoft.com/office/word/2018/wordml/cex" xmlns:w16cid="http://schemas.microsoft.com/office/word/2016/wordml/cid" xmlns:w16="http://schemas.microsoft.com/office/word/2018/wordml" xmlns:w16du="http://schemas.microsoft.com/office/word/2023/wordml/word16du" xmlns:w16sdtdh="http://schemas.microsoft.com/office/word/2020/wordml/sdtdatahash" xmlns:w16sdtfl="http://schemas.microsoft.com/office/word/2024/wordml/sdtformatlock" xmlns:w16se="http://schemas.microsoft.com/office/word/2015/wordml/symex" xmlns:wpg="http://schemas.microsoft.com/office/word/2010/wordprocessingGroup" xmlns:wpi="http://schemas.microsoft.com/office/word/2010/wordprocessingInk" xmlns:wne="http://schemas.microsoft.com/office/word/2006/wordml" xmlns:wps="http://schemas.microsoft.com/office/word/2010/wordprocessingShape" mc:Ignorable="w14 w15 w16se w16cid w16 w16cex w16sdtdh w16sdtfl w16du wp14">
+<w:numbering xmlns:wpc="http://schemas.microsoft.com/office/word/2010/wordprocessingCanvas" xmlns:cx="http://schemas.microsoft.com/office/drawing/2014/chartex" xmlns:cx1="http://schemas.microsoft.com/office/drawing/2015/9/8/chartex" xmlns:cx2="http://schemas.microsoft.com/office/drawing/2015/10/21/chartex" xmlns:cx3="http://schemas.microsoft.com/office/drawing/2016/5/9/chartex" xmlns:cx4="http://schemas.microsoft.com/office/drawing/2016/5/10/chartex" xmlns:cx5="http://schemas.microsoft.com/office/drawing/2016/5/11/chartex" xmlns:cx6="http://schemas.microsoft.com/office/drawing/2016/5/12/chartex" xmlns:cx7="http://schemas.microsoft.com/office/drawing/2016/5/13/chartex" xmlns:cx8="http://schemas.microsoft.com/office/drawing/2016/5/14/chartex" xmlns:mc="http://schemas.openxmlformats.org/markup-compatibility/2006" xmlns:aink="http://schemas.microsoft.com/office/drawing/2016/ink" xmlns:am3d="http://schemas.microsoft.com/office/drawing/2017/model3d" xmlns:o="urn:schemas-microsoft-com:office:office" xmlns:oel="http://schemas.microsoft.com/office/2019/extlst" xmlns:r="http://schemas.openxmlformats.org/officeDocument/2006/relationships" xmlns:m="http://schemas.openxmlformats.org/officeDocument/2006/math" xmlns:v="urn:schemas-microsoft-com:vml" xmlns:wp14="http://schemas.microsoft.com/office/word/2010/wordprocessingDrawing" xmlns:wp="http://schemas.openxmlformats.org/drawingml/2006/wordprocessingDrawing" xmlns:w10="urn:schemas-microsoft-com:office:word" xmlns:w="http://schemas.openxmlformats.org/wordprocessingml/2006/main" xmlns:w14="http://schemas.microsoft.com/office/word/2010/wordml" xmlns:w15="http://schemas.microsoft.com/office/word/2012/wordml" xmlns:w16cex="http://schemas.microsoft.com/office/word/2018/wordml/cex" xmlns:w16cid="http://schemas.microsoft.com/office/word/2016/wordml/cid" xmlns:w16="http://schemas.microsoft.com/office/word/2018/wordml" xmlns:w16du="http://schemas.microsoft.com/office/word/2023/wordml/word16du" xmlns:w16sdtdh="http://schemas.microsoft.com/office/word/2020/wordml/sdtdatahash" xmlns:w16sdtfl="http://schemas.microsoft.com/office/word/2024/wordml/sdtformatlock" xmlns:w16se="http://schemas.microsoft.com/office/word/2015/wordml/symex" xmlns:wpg="http://schemas.microsoft.com/office/word/2010/wordprocessingGroup" xmlns:wpi="http://schemas.microsoft.com/office/word/2010/wordprocessingInk" xmlns:wne="http://schemas.microsoft.com/office/word/2006/wordml" xmlns:wps="http://schemas.microsoft.com/office/word/2010/wordprocessingShape" mc:Ignorable="w14 w15 w16se w16cid w16 w16cex w16sdtdh w16sdtfl w16du wp14">
   <w:abstractNum w:abstractNumId="0" w15:restartNumberingAfterBreak="0">
     <w:nsid w:val="061A4BCF"/>
     <w:multiLevelType w:val="hybridMultilevel"/>
